--- a/работна/История.docx
+++ b/работна/История.docx
@@ -25583,6 +25583,9 @@
       </w:r>
     </w:p>
     <w:p>
+      <w:r>
+        <w:t>Трябва да направя практическата част от заданието. За backend мисля да използвам Python/Django/DRF. За frontend - vue.js(CDN) и axios, ако е необходимо. Вече имам инсталиран Django проект, който се казва DP. В него имам създадено приложение main. Имам готов html шаблон, който съм преработила според заданието на проекта. сега искам готовото работещо приложение да бъде</w:t>
+      </w:r>
       <w:bookmarkStart w:id="0" w:name="_GoBack"/>
       <w:bookmarkEnd w:id="0"/>
     </w:p>

--- a/работна/История.docx
+++ b/работна/История.docx
@@ -25583,10 +25583,13 @@
       </w:r>
     </w:p>
     <w:p>
+      <w:bookmarkStart w:id="0" w:name="_GoBack"/>
       <w:r>
         <w:t>Трябва да направя практическата част от заданието. За backend мисля да използвам Python/Django/DRF. За frontend - vue.js(CDN) и axios, ако е необходимо. Вече имам инсталиран Django проект, който се казва DP. В него имам създадено приложение main. Имам готов html шаблон, който съм преработила според заданието на проекта. сега искам готовото работещо приложение да бъде</w:t>
       </w:r>
-      <w:bookmarkStart w:id="0" w:name="_GoBack"/>
+      <w:r>
+        <w:t xml:space="preserve"> с преработения шаблон. Как да ги обвържа.</w:t>
+      </w:r>
       <w:bookmarkEnd w:id="0"/>
     </w:p>
     <w:sectPr>
